--- a/Internship Report/Internship Report.docx
+++ b/Internship Report/Internship Report.docx
@@ -14,6 +14,7 @@
     </w:p>
     <w:p>
       <w:pPr>
+        <w:spacing w:line="360" w:lineRule="auto"/>
         <w:rPr>
           <w:rFonts w:ascii="Times New Roman" w:hAnsi="Times New Roman" w:cs="Times New Roman"/>
           <w:b/>
@@ -42,6 +43,7 @@
     </w:p>
     <w:p>
       <w:pPr>
+        <w:spacing w:line="360" w:lineRule="auto"/>
         <w:rPr>
           <w:rFonts w:ascii="Times New Roman" w:hAnsi="Times New Roman" w:cs="Times New Roman"/>
           <w:b/>
@@ -52,6 +54,7 @@
     </w:p>
     <w:p>
       <w:pPr>
+        <w:spacing w:line="360" w:lineRule="auto"/>
         <w:rPr>
           <w:rStyle w:val="Strong"/>
           <w:rFonts w:ascii="Times New Roman" w:hAnsi="Times New Roman" w:cs="Times New Roman"/>
@@ -71,6 +74,7 @@
     </w:p>
     <w:p>
       <w:pPr>
+        <w:spacing w:line="360" w:lineRule="auto"/>
         <w:rPr>
           <w:rFonts w:ascii="Times New Roman" w:hAnsi="Times New Roman" w:cs="Times New Roman"/>
           <w:sz w:val="28"/>
@@ -115,6 +119,7 @@
     </w:p>
     <w:p>
       <w:pPr>
+        <w:spacing w:line="360" w:lineRule="auto"/>
         <w:rPr>
           <w:rFonts w:ascii="Times New Roman" w:hAnsi="Times New Roman" w:cs="Times New Roman"/>
           <w:sz w:val="28"/>
@@ -159,6 +164,7 @@
     </w:p>
     <w:p>
       <w:pPr>
+        <w:spacing w:line="360" w:lineRule="auto"/>
         <w:rPr>
           <w:rFonts w:ascii="Times New Roman" w:hAnsi="Times New Roman" w:cs="Times New Roman"/>
           <w:sz w:val="28"/>
@@ -204,6 +210,7 @@
     <w:p>
       <w:pPr>
         <w:pStyle w:val="NormalWeb"/>
+        <w:spacing w:line="360" w:lineRule="auto"/>
         <w:rPr>
           <w:sz w:val="28"/>
           <w:szCs w:val="28"/>
@@ -220,6 +227,7 @@
     </w:p>
     <w:p>
       <w:pPr>
+        <w:spacing w:line="360" w:lineRule="auto"/>
         <w:rPr>
           <w:rFonts w:ascii="Times New Roman" w:hAnsi="Times New Roman" w:cs="Times New Roman"/>
           <w:b/>
@@ -230,6 +238,7 @@
     </w:p>
     <w:p>
       <w:pPr>
+        <w:spacing w:line="360" w:lineRule="auto"/>
         <w:rPr>
           <w:rFonts w:ascii="Times New Roman" w:hAnsi="Times New Roman" w:cs="Times New Roman"/>
           <w:b/>
@@ -240,6 +249,7 @@
     </w:p>
     <w:p>
       <w:pPr>
+        <w:spacing w:line="360" w:lineRule="auto"/>
         <w:rPr>
           <w:rFonts w:ascii="Times New Roman" w:hAnsi="Times New Roman" w:cs="Times New Roman"/>
           <w:b/>
@@ -250,6 +260,7 @@
     </w:p>
     <w:p>
       <w:pPr>
+        <w:spacing w:line="360" w:lineRule="auto"/>
         <w:rPr>
           <w:rFonts w:ascii="Times New Roman" w:hAnsi="Times New Roman" w:cs="Times New Roman"/>
           <w:b/>
@@ -260,6 +271,7 @@
     </w:p>
     <w:p>
       <w:pPr>
+        <w:spacing w:line="360" w:lineRule="auto"/>
         <w:rPr>
           <w:rFonts w:ascii="Times New Roman" w:hAnsi="Times New Roman" w:cs="Times New Roman"/>
           <w:b/>
@@ -270,6 +282,7 @@
     </w:p>
     <w:p>
       <w:pPr>
+        <w:spacing w:line="360" w:lineRule="auto"/>
         <w:rPr>
           <w:rFonts w:ascii="Times New Roman" w:hAnsi="Times New Roman" w:cs="Times New Roman"/>
           <w:b/>
@@ -280,6 +293,7 @@
     </w:p>
     <w:p>
       <w:pPr>
+        <w:spacing w:line="360" w:lineRule="auto"/>
         <w:rPr>
           <w:rFonts w:ascii="Times New Roman" w:hAnsi="Times New Roman" w:cs="Times New Roman"/>
           <w:b/>
@@ -290,6 +304,7 @@
     </w:p>
     <w:p>
       <w:pPr>
+        <w:spacing w:line="360" w:lineRule="auto"/>
         <w:rPr>
           <w:rFonts w:ascii="Times New Roman" w:hAnsi="Times New Roman" w:cs="Times New Roman"/>
           <w:b/>
@@ -300,6 +315,7 @@
     </w:p>
     <w:p>
       <w:pPr>
+        <w:spacing w:line="360" w:lineRule="auto"/>
         <w:rPr>
           <w:rFonts w:ascii="Times New Roman" w:hAnsi="Times New Roman" w:cs="Times New Roman"/>
           <w:b/>
@@ -310,6 +326,7 @@
     </w:p>
     <w:p>
       <w:pPr>
+        <w:spacing w:line="360" w:lineRule="auto"/>
         <w:rPr>
           <w:rFonts w:ascii="Times New Roman" w:hAnsi="Times New Roman" w:cs="Times New Roman"/>
           <w:b/>
@@ -320,16 +337,7 @@
     </w:p>
     <w:p>
       <w:pPr>
-        <w:rPr>
-          <w:rFonts w:ascii="Times New Roman" w:hAnsi="Times New Roman" w:cs="Times New Roman"/>
-          <w:b/>
-          <w:sz w:val="28"/>
-          <w:szCs w:val="28"/>
-        </w:rPr>
-      </w:pPr>
-    </w:p>
-    <w:p>
-      <w:pPr>
+        <w:spacing w:line="360" w:lineRule="auto"/>
         <w:rPr>
           <w:rFonts w:ascii="Times New Roman" w:hAnsi="Times New Roman" w:cs="Times New Roman"/>
           <w:b/>
@@ -340,36 +348,7 @@
     </w:p>
     <w:p>
       <w:pPr>
-        <w:rPr>
-          <w:rFonts w:ascii="Times New Roman" w:hAnsi="Times New Roman" w:cs="Times New Roman"/>
-          <w:b/>
-          <w:sz w:val="28"/>
-          <w:szCs w:val="28"/>
-        </w:rPr>
-      </w:pPr>
-    </w:p>
-    <w:p>
-      <w:pPr>
-        <w:rPr>
-          <w:rFonts w:ascii="Times New Roman" w:hAnsi="Times New Roman" w:cs="Times New Roman"/>
-          <w:b/>
-          <w:sz w:val="28"/>
-          <w:szCs w:val="28"/>
-        </w:rPr>
-      </w:pPr>
-    </w:p>
-    <w:p>
-      <w:pPr>
-        <w:rPr>
-          <w:rFonts w:ascii="Times New Roman" w:hAnsi="Times New Roman" w:cs="Times New Roman"/>
-          <w:b/>
-          <w:sz w:val="28"/>
-          <w:szCs w:val="28"/>
-        </w:rPr>
-      </w:pPr>
-    </w:p>
-    <w:p>
-      <w:pPr>
+        <w:spacing w:line="360" w:lineRule="auto"/>
         <w:rPr>
           <w:rFonts w:ascii="Times New Roman" w:hAnsi="Times New Roman" w:cs="Times New Roman"/>
           <w:b/>
@@ -385,6 +364,7 @@
           <w:sz w:val="32"/>
           <w:szCs w:val="32"/>
         </w:rPr>
+        <w:lastRenderedPageBreak/>
         <w:t>1.</w:t>
       </w:r>
       <w:r>
@@ -400,7 +380,7 @@
     </w:p>
     <w:p>
       <w:pPr>
-        <w:spacing w:before="100" w:beforeAutospacing="1" w:after="100" w:afterAutospacing="1" w:line="240" w:lineRule="auto"/>
+        <w:spacing w:before="100" w:beforeAutospacing="1" w:after="100" w:afterAutospacing="1" w:line="360" w:lineRule="auto"/>
         <w:rPr>
           <w:rFonts w:ascii="Times New Roman" w:eastAsia="Times New Roman" w:hAnsi="Times New Roman" w:cs="Times New Roman"/>
           <w:sz w:val="24"/>
@@ -428,7 +408,7 @@
     </w:p>
     <w:p>
       <w:pPr>
-        <w:spacing w:before="100" w:beforeAutospacing="1" w:after="100" w:afterAutospacing="1" w:line="240" w:lineRule="auto"/>
+        <w:spacing w:before="100" w:beforeAutospacing="1" w:after="100" w:afterAutospacing="1" w:line="360" w:lineRule="auto"/>
         <w:rPr>
           <w:rFonts w:ascii="Times New Roman" w:eastAsia="Times New Roman" w:hAnsi="Times New Roman" w:cs="Times New Roman"/>
           <w:sz w:val="24"/>
@@ -464,7 +444,7 @@
     </w:p>
     <w:p>
       <w:pPr>
-        <w:spacing w:before="100" w:beforeAutospacing="1" w:after="100" w:afterAutospacing="1" w:line="240" w:lineRule="auto"/>
+        <w:spacing w:before="100" w:beforeAutospacing="1" w:after="100" w:afterAutospacing="1" w:line="360" w:lineRule="auto"/>
         <w:rPr>
           <w:rFonts w:ascii="Times New Roman" w:eastAsia="Times New Roman" w:hAnsi="Times New Roman" w:cs="Times New Roman"/>
           <w:sz w:val="24"/>
@@ -500,16 +480,17 @@
     </w:p>
     <w:p>
       <w:pPr>
-        <w:spacing w:before="100" w:beforeAutospacing="1" w:after="100" w:afterAutospacing="1" w:line="240" w:lineRule="auto"/>
-        <w:rPr>
-          <w:rFonts w:ascii="Times New Roman" w:eastAsia="Times New Roman" w:hAnsi="Times New Roman" w:cs="Times New Roman"/>
-          <w:sz w:val="32"/>
-          <w:szCs w:val="32"/>
-        </w:rPr>
-      </w:pPr>
-    </w:p>
-    <w:p>
-      <w:pPr>
+        <w:spacing w:before="100" w:beforeAutospacing="1" w:after="100" w:afterAutospacing="1" w:line="360" w:lineRule="auto"/>
+        <w:rPr>
+          <w:rFonts w:ascii="Times New Roman" w:eastAsia="Times New Roman" w:hAnsi="Times New Roman" w:cs="Times New Roman"/>
+          <w:sz w:val="24"/>
+          <w:szCs w:val="24"/>
+        </w:rPr>
+      </w:pPr>
+    </w:p>
+    <w:p>
+      <w:pPr>
+        <w:spacing w:line="360" w:lineRule="auto"/>
         <w:rPr>
           <w:rStyle w:val="Strong"/>
           <w:rFonts w:ascii="Times New Roman" w:hAnsi="Times New Roman" w:cs="Times New Roman"/>
@@ -553,7 +534,7 @@
           <w:ilvl w:val="0"/>
           <w:numId w:val="4"/>
         </w:numPr>
-        <w:spacing w:before="100" w:beforeAutospacing="1" w:after="100" w:afterAutospacing="1" w:line="240" w:lineRule="auto"/>
+        <w:spacing w:before="100" w:beforeAutospacing="1" w:after="100" w:afterAutospacing="1" w:line="360" w:lineRule="auto"/>
         <w:jc w:val="both"/>
         <w:rPr>
           <w:rFonts w:ascii="Times New Roman" w:eastAsia="Times New Roman" w:hAnsi="Times New Roman" w:cs="Times New Roman"/>
@@ -576,7 +557,7 @@
           <w:ilvl w:val="0"/>
           <w:numId w:val="4"/>
         </w:numPr>
-        <w:spacing w:before="100" w:beforeAutospacing="1" w:after="100" w:afterAutospacing="1" w:line="240" w:lineRule="auto"/>
+        <w:spacing w:before="100" w:beforeAutospacing="1" w:after="100" w:afterAutospacing="1" w:line="360" w:lineRule="auto"/>
         <w:jc w:val="both"/>
         <w:rPr>
           <w:rFonts w:ascii="Times New Roman" w:eastAsia="Times New Roman" w:hAnsi="Times New Roman" w:cs="Times New Roman"/>
@@ -599,7 +580,7 @@
           <w:ilvl w:val="0"/>
           <w:numId w:val="4"/>
         </w:numPr>
-        <w:spacing w:before="100" w:beforeAutospacing="1" w:after="100" w:afterAutospacing="1" w:line="240" w:lineRule="auto"/>
+        <w:spacing w:before="100" w:beforeAutospacing="1" w:after="100" w:afterAutospacing="1" w:line="360" w:lineRule="auto"/>
         <w:jc w:val="both"/>
         <w:rPr>
           <w:rFonts w:ascii="Times New Roman" w:eastAsia="Times New Roman" w:hAnsi="Times New Roman" w:cs="Times New Roman"/>
@@ -622,7 +603,7 @@
           <w:ilvl w:val="0"/>
           <w:numId w:val="4"/>
         </w:numPr>
-        <w:spacing w:before="100" w:beforeAutospacing="1" w:after="100" w:afterAutospacing="1" w:line="240" w:lineRule="auto"/>
+        <w:spacing w:before="100" w:beforeAutospacing="1" w:after="100" w:afterAutospacing="1" w:line="360" w:lineRule="auto"/>
         <w:jc w:val="both"/>
         <w:rPr>
           <w:rFonts w:ascii="Times New Roman" w:eastAsia="Times New Roman" w:hAnsi="Times New Roman" w:cs="Times New Roman"/>
@@ -645,7 +626,7 @@
           <w:ilvl w:val="0"/>
           <w:numId w:val="4"/>
         </w:numPr>
-        <w:spacing w:before="100" w:beforeAutospacing="1" w:after="100" w:afterAutospacing="1" w:line="240" w:lineRule="auto"/>
+        <w:spacing w:before="100" w:beforeAutospacing="1" w:after="100" w:afterAutospacing="1" w:line="360" w:lineRule="auto"/>
         <w:jc w:val="both"/>
         <w:rPr>
           <w:rFonts w:ascii="Times New Roman" w:eastAsia="Times New Roman" w:hAnsi="Times New Roman" w:cs="Times New Roman"/>
@@ -668,7 +649,7 @@
           <w:ilvl w:val="0"/>
           <w:numId w:val="4"/>
         </w:numPr>
-        <w:spacing w:before="100" w:beforeAutospacing="1" w:after="100" w:afterAutospacing="1" w:line="240" w:lineRule="auto"/>
+        <w:spacing w:before="100" w:beforeAutospacing="1" w:after="100" w:afterAutospacing="1" w:line="360" w:lineRule="auto"/>
         <w:jc w:val="both"/>
         <w:rPr>
           <w:rFonts w:ascii="Times New Roman" w:eastAsia="Times New Roman" w:hAnsi="Times New Roman" w:cs="Times New Roman"/>
@@ -709,7 +690,7 @@
           <w:ilvl w:val="0"/>
           <w:numId w:val="4"/>
         </w:numPr>
-        <w:spacing w:before="100" w:beforeAutospacing="1" w:after="100" w:afterAutospacing="1" w:line="240" w:lineRule="auto"/>
+        <w:spacing w:before="100" w:beforeAutospacing="1" w:after="100" w:afterAutospacing="1" w:line="360" w:lineRule="auto"/>
         <w:jc w:val="both"/>
         <w:rPr>
           <w:rFonts w:ascii="Times New Roman" w:eastAsia="Times New Roman" w:hAnsi="Times New Roman" w:cs="Times New Roman"/>
@@ -732,7 +713,7 @@
           <w:ilvl w:val="0"/>
           <w:numId w:val="4"/>
         </w:numPr>
-        <w:spacing w:before="100" w:beforeAutospacing="1" w:after="100" w:afterAutospacing="1" w:line="240" w:lineRule="auto"/>
+        <w:spacing w:before="100" w:beforeAutospacing="1" w:after="100" w:afterAutospacing="1" w:line="360" w:lineRule="auto"/>
         <w:jc w:val="both"/>
         <w:rPr>
           <w:rFonts w:ascii="Times New Roman" w:eastAsia="Times New Roman" w:hAnsi="Times New Roman" w:cs="Times New Roman"/>
@@ -746,6 +727,7 @@
           <w:sz w:val="24"/>
           <w:szCs w:val="24"/>
         </w:rPr>
+        <w:lastRenderedPageBreak/>
         <w:t xml:space="preserve">To provide an admin panel for managing users, assessments, career paths, and system analytics. </w:t>
       </w:r>
     </w:p>
@@ -755,7 +737,7 @@
           <w:ilvl w:val="0"/>
           <w:numId w:val="4"/>
         </w:numPr>
-        <w:spacing w:before="100" w:beforeAutospacing="1" w:after="100" w:afterAutospacing="1" w:line="240" w:lineRule="auto"/>
+        <w:spacing w:before="100" w:beforeAutospacing="1" w:after="100" w:afterAutospacing="1" w:line="360" w:lineRule="auto"/>
         <w:jc w:val="both"/>
         <w:rPr>
           <w:rFonts w:ascii="Times New Roman" w:eastAsia="Times New Roman" w:hAnsi="Times New Roman" w:cs="Times New Roman"/>
@@ -774,38 +756,21 @@
     </w:p>
     <w:p>
       <w:pPr>
+        <w:spacing w:before="100" w:beforeAutospacing="1" w:after="100" w:afterAutospacing="1" w:line="360" w:lineRule="auto"/>
+        <w:ind w:left="360"/>
         <w:jc w:val="both"/>
         <w:rPr>
-          <w:rFonts w:ascii="Times New Roman" w:hAnsi="Times New Roman" w:cs="Times New Roman"/>
-          <w:sz w:val="32"/>
-          <w:szCs w:val="32"/>
-        </w:rPr>
-      </w:pPr>
-    </w:p>
-    <w:p>
-      <w:pPr>
-        <w:jc w:val="both"/>
-        <w:rPr>
-          <w:rFonts w:ascii="Times New Roman" w:hAnsi="Times New Roman" w:cs="Times New Roman"/>
-          <w:sz w:val="32"/>
-          <w:szCs w:val="32"/>
-        </w:rPr>
-      </w:pPr>
-    </w:p>
-    <w:p>
-      <w:pPr>
-        <w:jc w:val="both"/>
-        <w:rPr>
-          <w:rFonts w:ascii="Times New Roman" w:hAnsi="Times New Roman" w:cs="Times New Roman"/>
-          <w:b/>
-          <w:sz w:val="32"/>
-          <w:szCs w:val="32"/>
-        </w:rPr>
-      </w:pPr>
-    </w:p>
-    <w:p>
-      <w:pPr>
-        <w:spacing w:before="100" w:beforeAutospacing="1" w:after="100" w:afterAutospacing="1" w:line="240" w:lineRule="auto"/>
+          <w:rFonts w:ascii="Times New Roman" w:eastAsia="Times New Roman" w:hAnsi="Times New Roman" w:cs="Times New Roman"/>
+          <w:sz w:val="24"/>
+          <w:szCs w:val="24"/>
+        </w:rPr>
+      </w:pPr>
+      <w:bookmarkStart w:id="0" w:name="_GoBack"/>
+      <w:bookmarkEnd w:id="0"/>
+    </w:p>
+    <w:p>
+      <w:pPr>
+        <w:spacing w:before="100" w:beforeAutospacing="1" w:after="100" w:afterAutospacing="1" w:line="360" w:lineRule="auto"/>
         <w:outlineLvl w:val="2"/>
         <w:rPr>
           <w:rFonts w:ascii="Times New Roman" w:eastAsia="Times New Roman" w:hAnsi="Times New Roman" w:cs="Times New Roman"/>
@@ -824,7 +789,6 @@
           <w:sz w:val="32"/>
           <w:szCs w:val="32"/>
         </w:rPr>
-        <w:lastRenderedPageBreak/>
         <w:t>3.</w:t>
       </w:r>
       <w:r>
@@ -851,17 +815,7 @@
     </w:p>
     <w:p>
       <w:pPr>
-        <w:spacing w:before="100" w:beforeAutospacing="1" w:after="100" w:afterAutospacing="1" w:line="240" w:lineRule="auto"/>
-        <w:rPr>
-          <w:rFonts w:ascii="Times New Roman" w:eastAsia="Times New Roman" w:hAnsi="Times New Roman" w:cs="Times New Roman"/>
-          <w:sz w:val="24"/>
-          <w:szCs w:val="24"/>
-        </w:rPr>
-      </w:pPr>
-    </w:p>
-    <w:p>
-      <w:pPr>
-        <w:spacing w:before="100" w:beforeAutospacing="1" w:after="100" w:afterAutospacing="1" w:line="240" w:lineRule="auto"/>
+        <w:spacing w:before="100" w:beforeAutospacing="1" w:after="100" w:afterAutospacing="1" w:line="360" w:lineRule="auto"/>
         <w:rPr>
           <w:rFonts w:ascii="Times New Roman" w:eastAsia="Times New Roman" w:hAnsi="Times New Roman" w:cs="Times New Roman"/>
           <w:sz w:val="24"/>
@@ -892,7 +846,7 @@
     </w:p>
     <w:p>
       <w:pPr>
-        <w:spacing w:before="100" w:beforeAutospacing="1" w:after="100" w:afterAutospacing="1" w:line="240" w:lineRule="auto"/>
+        <w:spacing w:before="100" w:beforeAutospacing="1" w:after="100" w:afterAutospacing="1" w:line="360" w:lineRule="auto"/>
         <w:rPr>
           <w:rFonts w:ascii="Times New Roman" w:eastAsia="Times New Roman" w:hAnsi="Times New Roman" w:cs="Times New Roman"/>
           <w:sz w:val="24"/>
@@ -921,7 +875,7 @@
     </w:p>
     <w:p>
       <w:pPr>
-        <w:spacing w:before="100" w:beforeAutospacing="1" w:after="100" w:afterAutospacing="1" w:line="240" w:lineRule="auto"/>
+        <w:spacing w:before="100" w:beforeAutospacing="1" w:after="100" w:afterAutospacing="1" w:line="360" w:lineRule="auto"/>
         <w:rPr>
           <w:rFonts w:ascii="Times New Roman" w:eastAsia="Times New Roman" w:hAnsi="Times New Roman" w:cs="Times New Roman"/>
           <w:sz w:val="24"/>
@@ -950,7 +904,7 @@
     </w:p>
     <w:p>
       <w:pPr>
-        <w:spacing w:before="100" w:beforeAutospacing="1" w:after="100" w:afterAutospacing="1" w:line="240" w:lineRule="auto"/>
+        <w:spacing w:before="100" w:beforeAutospacing="1" w:after="100" w:afterAutospacing="1" w:line="360" w:lineRule="auto"/>
         <w:rPr>
           <w:rFonts w:ascii="Times New Roman" w:eastAsia="Times New Roman" w:hAnsi="Times New Roman" w:cs="Times New Roman"/>
           <w:sz w:val="24"/>
@@ -991,7 +945,7 @@
     </w:p>
     <w:p>
       <w:pPr>
-        <w:spacing w:before="100" w:beforeAutospacing="1" w:after="100" w:afterAutospacing="1" w:line="240" w:lineRule="auto"/>
+        <w:spacing w:before="100" w:beforeAutospacing="1" w:after="100" w:afterAutospacing="1" w:line="360" w:lineRule="auto"/>
         <w:rPr>
           <w:rFonts w:ascii="Times New Roman" w:eastAsia="Times New Roman" w:hAnsi="Times New Roman" w:cs="Times New Roman"/>
           <w:sz w:val="24"/>
@@ -1022,7 +976,7 @@
     </w:p>
     <w:p>
       <w:pPr>
-        <w:spacing w:before="100" w:beforeAutospacing="1" w:after="100" w:afterAutospacing="1" w:line="240" w:lineRule="auto"/>
+        <w:spacing w:before="100" w:beforeAutospacing="1" w:after="100" w:afterAutospacing="1" w:line="360" w:lineRule="auto"/>
         <w:rPr>
           <w:rFonts w:ascii="Times New Roman" w:eastAsia="Times New Roman" w:hAnsi="Times New Roman" w:cs="Times New Roman"/>
           <w:sz w:val="24"/>
@@ -1071,7 +1025,7 @@
     </w:p>
     <w:p>
       <w:pPr>
-        <w:spacing w:before="100" w:beforeAutospacing="1" w:after="100" w:afterAutospacing="1" w:line="240" w:lineRule="auto"/>
+        <w:spacing w:before="100" w:beforeAutospacing="1" w:after="100" w:afterAutospacing="1" w:line="360" w:lineRule="auto"/>
         <w:rPr>
           <w:rFonts w:ascii="Times New Roman" w:eastAsia="Times New Roman" w:hAnsi="Times New Roman" w:cs="Times New Roman"/>
           <w:sz w:val="24"/>
@@ -1112,7 +1066,7 @@
     </w:p>
     <w:p>
       <w:pPr>
-        <w:spacing w:before="100" w:beforeAutospacing="1" w:after="100" w:afterAutospacing="1" w:line="240" w:lineRule="auto"/>
+        <w:spacing w:before="100" w:beforeAutospacing="1" w:after="100" w:afterAutospacing="1" w:line="360" w:lineRule="auto"/>
         <w:rPr>
           <w:rFonts w:ascii="Times New Roman" w:eastAsia="Times New Roman" w:hAnsi="Times New Roman" w:cs="Times New Roman"/>
           <w:sz w:val="24"/>
@@ -1153,7 +1107,7 @@
     </w:p>
     <w:p>
       <w:pPr>
-        <w:spacing w:before="100" w:beforeAutospacing="1" w:after="100" w:afterAutospacing="1" w:line="240" w:lineRule="auto"/>
+        <w:spacing w:before="100" w:beforeAutospacing="1" w:after="100" w:afterAutospacing="1" w:line="360" w:lineRule="auto"/>
         <w:rPr>
           <w:rFonts w:ascii="Times New Roman" w:eastAsia="Times New Roman" w:hAnsi="Times New Roman" w:cs="Times New Roman"/>
           <w:sz w:val="24"/>
@@ -1168,6 +1122,7 @@
           <w:sz w:val="24"/>
           <w:szCs w:val="24"/>
         </w:rPr>
+        <w:lastRenderedPageBreak/>
         <w:t>9. Gemini AI</w:t>
       </w:r>
       <w:r>
@@ -1200,7 +1155,7 @@
     </w:p>
     <w:p>
       <w:pPr>
-        <w:spacing w:before="100" w:beforeAutospacing="1" w:after="100" w:afterAutospacing="1" w:line="240" w:lineRule="auto"/>
+        <w:spacing w:before="100" w:beforeAutospacing="1" w:after="100" w:afterAutospacing="1" w:line="360" w:lineRule="auto"/>
         <w:rPr>
           <w:rFonts w:ascii="Times New Roman" w:eastAsia="Times New Roman" w:hAnsi="Times New Roman" w:cs="Times New Roman"/>
           <w:sz w:val="24"/>
@@ -1263,7 +1218,7 @@
     </w:p>
     <w:p>
       <w:pPr>
-        <w:spacing w:before="100" w:beforeAutospacing="1" w:after="100" w:afterAutospacing="1" w:line="240" w:lineRule="auto"/>
+        <w:spacing w:before="100" w:beforeAutospacing="1" w:after="100" w:afterAutospacing="1" w:line="360" w:lineRule="auto"/>
         <w:rPr>
           <w:rFonts w:ascii="Times New Roman" w:eastAsia="Times New Roman" w:hAnsi="Times New Roman" w:cs="Times New Roman"/>
           <w:sz w:val="24"/>
@@ -1306,7 +1261,7 @@
     </w:p>
     <w:p>
       <w:pPr>
-        <w:spacing w:before="100" w:beforeAutospacing="1" w:after="100" w:afterAutospacing="1" w:line="240" w:lineRule="auto"/>
+        <w:spacing w:before="100" w:beforeAutospacing="1" w:after="100" w:afterAutospacing="1" w:line="360" w:lineRule="auto"/>
         <w:rPr>
           <w:rFonts w:ascii="Times New Roman" w:eastAsia="Times New Roman" w:hAnsi="Times New Roman" w:cs="Times New Roman"/>
           <w:sz w:val="24"/>
@@ -1335,27 +1290,17 @@
     </w:p>
     <w:p>
       <w:pPr>
-        <w:spacing w:before="100" w:beforeAutospacing="1" w:after="100" w:afterAutospacing="1" w:line="240" w:lineRule="auto"/>
-        <w:rPr>
-          <w:rFonts w:ascii="Times New Roman" w:eastAsia="Times New Roman" w:hAnsi="Times New Roman" w:cs="Times New Roman"/>
-          <w:sz w:val="24"/>
-          <w:szCs w:val="24"/>
-        </w:rPr>
-      </w:pPr>
-    </w:p>
-    <w:p>
-      <w:pPr>
-        <w:spacing w:before="100" w:beforeAutospacing="1" w:after="100" w:afterAutospacing="1" w:line="240" w:lineRule="auto"/>
-        <w:rPr>
-          <w:rFonts w:ascii="Times New Roman" w:eastAsia="Times New Roman" w:hAnsi="Times New Roman" w:cs="Times New Roman"/>
-          <w:sz w:val="24"/>
-          <w:szCs w:val="24"/>
-        </w:rPr>
-      </w:pPr>
-    </w:p>
-    <w:p>
-      <w:pPr>
-        <w:spacing w:before="100" w:beforeAutospacing="1" w:after="100" w:afterAutospacing="1" w:line="240" w:lineRule="auto"/>
+        <w:spacing w:before="100" w:beforeAutospacing="1" w:after="100" w:afterAutospacing="1" w:line="360" w:lineRule="auto"/>
+        <w:rPr>
+          <w:rFonts w:ascii="Times New Roman" w:eastAsia="Times New Roman" w:hAnsi="Times New Roman" w:cs="Times New Roman"/>
+          <w:sz w:val="24"/>
+          <w:szCs w:val="24"/>
+        </w:rPr>
+      </w:pPr>
+    </w:p>
+    <w:p>
+      <w:pPr>
+        <w:spacing w:before="100" w:beforeAutospacing="1" w:after="100" w:afterAutospacing="1" w:line="360" w:lineRule="auto"/>
         <w:outlineLvl w:val="2"/>
         <w:rPr>
           <w:rFonts w:ascii="Times New Roman" w:eastAsia="Times New Roman" w:hAnsi="Times New Roman" w:cs="Times New Roman"/>
@@ -1374,7 +1319,6 @@
           <w:sz w:val="32"/>
           <w:szCs w:val="32"/>
         </w:rPr>
-        <w:lastRenderedPageBreak/>
         <w:t>4.</w:t>
       </w:r>
       <w:r>
@@ -1401,7 +1345,7 @@
     </w:p>
     <w:p>
       <w:pPr>
-        <w:spacing w:before="100" w:beforeAutospacing="1" w:after="100" w:afterAutospacing="1" w:line="240" w:lineRule="auto"/>
+        <w:spacing w:before="100" w:beforeAutospacing="1" w:after="100" w:afterAutospacing="1" w:line="360" w:lineRule="auto"/>
         <w:jc w:val="both"/>
         <w:rPr>
           <w:rFonts w:ascii="Times New Roman" w:eastAsia="Times New Roman" w:hAnsi="Times New Roman" w:cs="Times New Roman"/>
@@ -1438,17 +1382,18 @@
     </w:p>
     <w:p>
       <w:pPr>
-        <w:spacing w:before="100" w:beforeAutospacing="1" w:after="100" w:afterAutospacing="1" w:line="240" w:lineRule="auto"/>
-        <w:rPr>
-          <w:rFonts w:ascii="Times New Roman" w:eastAsia="Times New Roman" w:hAnsi="Times New Roman" w:cs="Times New Roman"/>
-          <w:sz w:val="24"/>
-          <w:szCs w:val="24"/>
-        </w:rPr>
-      </w:pPr>
-    </w:p>
-    <w:p>
-      <w:pPr>
-        <w:spacing w:before="100" w:beforeAutospacing="1" w:after="100" w:afterAutospacing="1" w:line="240" w:lineRule="auto"/>
+        <w:spacing w:before="100" w:beforeAutospacing="1" w:after="100" w:afterAutospacing="1" w:line="360" w:lineRule="auto"/>
+        <w:jc w:val="both"/>
+        <w:rPr>
+          <w:rFonts w:ascii="Times New Roman" w:eastAsia="Times New Roman" w:hAnsi="Times New Roman" w:cs="Times New Roman"/>
+          <w:sz w:val="24"/>
+          <w:szCs w:val="24"/>
+        </w:rPr>
+      </w:pPr>
+    </w:p>
+    <w:p>
+      <w:pPr>
+        <w:spacing w:before="100" w:beforeAutospacing="1" w:after="100" w:afterAutospacing="1" w:line="360" w:lineRule="auto"/>
         <w:outlineLvl w:val="2"/>
         <w:rPr>
           <w:rFonts w:ascii="Times New Roman" w:eastAsia="Times New Roman" w:hAnsi="Times New Roman" w:cs="Times New Roman"/>
@@ -1471,7 +1416,7 @@
     </w:p>
     <w:p>
       <w:pPr>
-        <w:spacing w:before="100" w:beforeAutospacing="1" w:after="100" w:afterAutospacing="1" w:line="240" w:lineRule="auto"/>
+        <w:spacing w:before="100" w:beforeAutospacing="1" w:after="100" w:afterAutospacing="1" w:line="360" w:lineRule="auto"/>
         <w:rPr>
           <w:rFonts w:ascii="Times New Roman" w:eastAsia="Times New Roman" w:hAnsi="Times New Roman" w:cs="Times New Roman"/>
           <w:sz w:val="24"/>
@@ -1489,7 +1434,7 @@
     </w:p>
     <w:p>
       <w:pPr>
-        <w:spacing w:before="100" w:beforeAutospacing="1" w:after="100" w:afterAutospacing="1" w:line="240" w:lineRule="auto"/>
+        <w:spacing w:before="100" w:beforeAutospacing="1" w:after="100" w:afterAutospacing="1" w:line="360" w:lineRule="auto"/>
         <w:rPr>
           <w:rFonts w:ascii="Times New Roman" w:eastAsia="Times New Roman" w:hAnsi="Times New Roman" w:cs="Times New Roman"/>
           <w:sz w:val="24"/>
@@ -1518,7 +1463,7 @@
     </w:p>
     <w:p>
       <w:pPr>
-        <w:spacing w:before="100" w:beforeAutospacing="1" w:after="100" w:afterAutospacing="1" w:line="240" w:lineRule="auto"/>
+        <w:spacing w:before="100" w:beforeAutospacing="1" w:after="100" w:afterAutospacing="1" w:line="360" w:lineRule="auto"/>
         <w:rPr>
           <w:rFonts w:ascii="Times New Roman" w:eastAsia="Times New Roman" w:hAnsi="Times New Roman" w:cs="Times New Roman"/>
           <w:sz w:val="24"/>
@@ -1547,7 +1492,7 @@
     </w:p>
     <w:p>
       <w:pPr>
-        <w:spacing w:before="100" w:beforeAutospacing="1" w:after="100" w:afterAutospacing="1" w:line="240" w:lineRule="auto"/>
+        <w:spacing w:before="100" w:beforeAutospacing="1" w:after="100" w:afterAutospacing="1" w:line="360" w:lineRule="auto"/>
         <w:rPr>
           <w:rFonts w:ascii="Times New Roman" w:eastAsia="Times New Roman" w:hAnsi="Times New Roman" w:cs="Times New Roman"/>
           <w:sz w:val="24"/>
@@ -1562,6 +1507,7 @@
           <w:sz w:val="24"/>
           <w:szCs w:val="24"/>
         </w:rPr>
+        <w:lastRenderedPageBreak/>
         <w:t>3. Career Assessment</w:t>
       </w:r>
       <w:r>
@@ -1593,7 +1539,7 @@
     </w:p>
     <w:p>
       <w:pPr>
-        <w:spacing w:before="100" w:beforeAutospacing="1" w:after="100" w:afterAutospacing="1" w:line="240" w:lineRule="auto"/>
+        <w:spacing w:before="100" w:beforeAutospacing="1" w:after="100" w:afterAutospacing="1" w:line="360" w:lineRule="auto"/>
         <w:rPr>
           <w:rFonts w:ascii="Times New Roman" w:eastAsia="Times New Roman" w:hAnsi="Times New Roman" w:cs="Times New Roman"/>
           <w:sz w:val="24"/>
@@ -1622,7 +1568,7 @@
     </w:p>
     <w:p>
       <w:pPr>
-        <w:spacing w:before="100" w:beforeAutospacing="1" w:after="100" w:afterAutospacing="1" w:line="240" w:lineRule="auto"/>
+        <w:spacing w:before="100" w:beforeAutospacing="1" w:after="100" w:afterAutospacing="1" w:line="360" w:lineRule="auto"/>
         <w:rPr>
           <w:rFonts w:ascii="Times New Roman" w:eastAsia="Times New Roman" w:hAnsi="Times New Roman" w:cs="Times New Roman"/>
           <w:sz w:val="24"/>
@@ -1668,7 +1614,7 @@
     </w:p>
     <w:p>
       <w:pPr>
-        <w:spacing w:before="100" w:beforeAutospacing="1" w:after="100" w:afterAutospacing="1" w:line="240" w:lineRule="auto"/>
+        <w:spacing w:before="100" w:beforeAutospacing="1" w:after="100" w:afterAutospacing="1" w:line="360" w:lineRule="auto"/>
         <w:rPr>
           <w:rFonts w:ascii="Times New Roman" w:eastAsia="Times New Roman" w:hAnsi="Times New Roman" w:cs="Times New Roman"/>
           <w:sz w:val="24"/>
@@ -1714,17 +1660,17 @@
     </w:p>
     <w:p>
       <w:pPr>
-        <w:spacing w:before="100" w:beforeAutospacing="1" w:after="100" w:afterAutospacing="1" w:line="240" w:lineRule="auto"/>
-        <w:rPr>
-          <w:rFonts w:ascii="Times New Roman" w:eastAsia="Times New Roman" w:hAnsi="Times New Roman" w:cs="Times New Roman"/>
-          <w:sz w:val="24"/>
-          <w:szCs w:val="24"/>
-        </w:rPr>
-      </w:pPr>
-    </w:p>
-    <w:p>
-      <w:pPr>
-        <w:spacing w:before="100" w:beforeAutospacing="1" w:after="100" w:afterAutospacing="1" w:line="240" w:lineRule="auto"/>
+        <w:spacing w:before="100" w:beforeAutospacing="1" w:after="100" w:afterAutospacing="1" w:line="360" w:lineRule="auto"/>
+        <w:rPr>
+          <w:rFonts w:ascii="Times New Roman" w:eastAsia="Times New Roman" w:hAnsi="Times New Roman" w:cs="Times New Roman"/>
+          <w:sz w:val="24"/>
+          <w:szCs w:val="24"/>
+        </w:rPr>
+      </w:pPr>
+    </w:p>
+    <w:p>
+      <w:pPr>
+        <w:spacing w:before="100" w:beforeAutospacing="1" w:after="100" w:afterAutospacing="1" w:line="360" w:lineRule="auto"/>
         <w:outlineLvl w:val="2"/>
         <w:rPr>
           <w:rFonts w:ascii="Times New Roman" w:eastAsia="Times New Roman" w:hAnsi="Times New Roman" w:cs="Times New Roman"/>
@@ -1747,7 +1693,7 @@
     </w:p>
     <w:p>
       <w:pPr>
-        <w:spacing w:before="100" w:beforeAutospacing="1" w:after="100" w:afterAutospacing="1" w:line="240" w:lineRule="auto"/>
+        <w:spacing w:before="100" w:beforeAutospacing="1" w:after="100" w:afterAutospacing="1" w:line="360" w:lineRule="auto"/>
         <w:rPr>
           <w:rFonts w:ascii="Times New Roman" w:eastAsia="Times New Roman" w:hAnsi="Times New Roman" w:cs="Times New Roman"/>
           <w:sz w:val="24"/>
@@ -1765,7 +1711,7 @@
     </w:p>
     <w:p>
       <w:pPr>
-        <w:spacing w:before="100" w:beforeAutospacing="1" w:after="100" w:afterAutospacing="1" w:line="240" w:lineRule="auto"/>
+        <w:spacing w:before="100" w:beforeAutospacing="1" w:after="100" w:afterAutospacing="1" w:line="360" w:lineRule="auto"/>
         <w:rPr>
           <w:rFonts w:ascii="Times New Roman" w:eastAsia="Times New Roman" w:hAnsi="Times New Roman" w:cs="Times New Roman"/>
           <w:sz w:val="24"/>
@@ -1794,7 +1740,7 @@
     </w:p>
     <w:p>
       <w:pPr>
-        <w:spacing w:before="100" w:beforeAutospacing="1" w:after="100" w:afterAutospacing="1" w:line="240" w:lineRule="auto"/>
+        <w:spacing w:before="100" w:beforeAutospacing="1" w:after="100" w:afterAutospacing="1" w:line="360" w:lineRule="auto"/>
         <w:rPr>
           <w:rFonts w:ascii="Times New Roman" w:eastAsia="Times New Roman" w:hAnsi="Times New Roman" w:cs="Times New Roman"/>
           <w:sz w:val="24"/>
@@ -1809,7 +1755,6 @@
           <w:sz w:val="24"/>
           <w:szCs w:val="24"/>
         </w:rPr>
-        <w:lastRenderedPageBreak/>
         <w:t>2. Learning Path Recommendation</w:t>
       </w:r>
       <w:r>
@@ -1824,7 +1769,7 @@
     </w:p>
     <w:p>
       <w:pPr>
-        <w:spacing w:before="100" w:beforeAutospacing="1" w:after="100" w:afterAutospacing="1" w:line="240" w:lineRule="auto"/>
+        <w:spacing w:before="100" w:beforeAutospacing="1" w:after="100" w:afterAutospacing="1" w:line="360" w:lineRule="auto"/>
         <w:rPr>
           <w:rFonts w:ascii="Times New Roman" w:eastAsia="Times New Roman" w:hAnsi="Times New Roman" w:cs="Times New Roman"/>
           <w:sz w:val="24"/>
@@ -1853,7 +1798,7 @@
     </w:p>
     <w:p>
       <w:pPr>
-        <w:spacing w:before="100" w:beforeAutospacing="1" w:after="100" w:afterAutospacing="1" w:line="240" w:lineRule="auto"/>
+        <w:spacing w:before="100" w:beforeAutospacing="1" w:after="100" w:afterAutospacing="1" w:line="360" w:lineRule="auto"/>
         <w:rPr>
           <w:rFonts w:ascii="Times New Roman" w:eastAsia="Times New Roman" w:hAnsi="Times New Roman" w:cs="Times New Roman"/>
           <w:sz w:val="24"/>
@@ -1868,6 +1813,7 @@
           <w:sz w:val="24"/>
           <w:szCs w:val="24"/>
         </w:rPr>
+        <w:lastRenderedPageBreak/>
         <w:t xml:space="preserve">4. AI Career </w:t>
       </w:r>
       <w:proofErr w:type="spellStart"/>
@@ -1912,7 +1858,7 @@
     </w:p>
     <w:p>
       <w:pPr>
-        <w:spacing w:before="100" w:beforeAutospacing="1" w:after="100" w:afterAutospacing="1" w:line="240" w:lineRule="auto"/>
+        <w:spacing w:before="100" w:beforeAutospacing="1" w:after="100" w:afterAutospacing="1" w:line="360" w:lineRule="auto"/>
         <w:rPr>
           <w:rFonts w:ascii="Times New Roman" w:eastAsia="Times New Roman" w:hAnsi="Times New Roman" w:cs="Times New Roman"/>
           <w:sz w:val="24"/>
@@ -1941,7 +1887,7 @@
     </w:p>
     <w:p>
       <w:pPr>
-        <w:spacing w:before="100" w:beforeAutospacing="1" w:after="100" w:afterAutospacing="1" w:line="240" w:lineRule="auto"/>
+        <w:spacing w:before="100" w:beforeAutospacing="1" w:after="100" w:afterAutospacing="1" w:line="360" w:lineRule="auto"/>
         <w:rPr>
           <w:rFonts w:ascii="Times New Roman" w:eastAsia="Times New Roman" w:hAnsi="Times New Roman" w:cs="Times New Roman"/>
           <w:sz w:val="24"/>
@@ -1987,7 +1933,7 @@
     </w:p>
     <w:p>
       <w:pPr>
-        <w:spacing w:before="100" w:beforeAutospacing="1" w:after="100" w:afterAutospacing="1" w:line="240" w:lineRule="auto"/>
+        <w:spacing w:before="100" w:beforeAutospacing="1" w:after="100" w:afterAutospacing="1" w:line="360" w:lineRule="auto"/>
         <w:rPr>
           <w:rFonts w:ascii="Times New Roman" w:eastAsia="Times New Roman" w:hAnsi="Times New Roman" w:cs="Times New Roman"/>
           <w:sz w:val="24"/>
@@ -2016,7 +1962,7 @@
     </w:p>
     <w:p>
       <w:pPr>
-        <w:spacing w:before="100" w:beforeAutospacing="1" w:after="100" w:afterAutospacing="1" w:line="240" w:lineRule="auto"/>
+        <w:spacing w:before="100" w:beforeAutospacing="1" w:after="100" w:afterAutospacing="1" w:line="360" w:lineRule="auto"/>
         <w:rPr>
           <w:rFonts w:ascii="Times New Roman" w:eastAsia="Times New Roman" w:hAnsi="Times New Roman" w:cs="Times New Roman"/>
           <w:sz w:val="24"/>
@@ -2063,7 +2009,7 @@
     </w:p>
     <w:p>
       <w:pPr>
-        <w:spacing w:before="100" w:beforeAutospacing="1" w:after="100" w:afterAutospacing="1" w:line="240" w:lineRule="auto"/>
+        <w:spacing w:before="100" w:beforeAutospacing="1" w:after="100" w:afterAutospacing="1" w:line="360" w:lineRule="auto"/>
         <w:rPr>
           <w:rFonts w:ascii="Times New Roman" w:eastAsia="Times New Roman" w:hAnsi="Times New Roman" w:cs="Times New Roman"/>
           <w:sz w:val="32"/>
@@ -2074,6 +2020,7 @@
     <w:p>
       <w:pPr>
         <w:pStyle w:val="Heading3"/>
+        <w:spacing w:line="360" w:lineRule="auto"/>
         <w:rPr>
           <w:sz w:val="32"/>
           <w:szCs w:val="32"/>
@@ -2099,6 +2046,7 @@
     <w:p>
       <w:pPr>
         <w:pStyle w:val="NormalWeb"/>
+        <w:spacing w:line="360" w:lineRule="auto"/>
       </w:pPr>
       <w:r>
         <w:rPr>
@@ -2114,6 +2062,7 @@
     <w:p>
       <w:pPr>
         <w:pStyle w:val="NormalWeb"/>
+        <w:spacing w:line="360" w:lineRule="auto"/>
       </w:pPr>
       <w:r>
         <w:rPr>
@@ -2129,11 +2078,13 @@
     <w:p>
       <w:pPr>
         <w:pStyle w:val="NormalWeb"/>
+        <w:spacing w:line="360" w:lineRule="auto"/>
       </w:pPr>
       <w:r>
         <w:rPr>
           <w:rStyle w:val="Strong"/>
         </w:rPr>
+        <w:lastRenderedPageBreak/>
         <w:t>3. Authentication and Security</w:t>
       </w:r>
       <w:r>
@@ -2144,6 +2095,7 @@
     <w:p>
       <w:pPr>
         <w:pStyle w:val="NormalWeb"/>
+        <w:spacing w:line="360" w:lineRule="auto"/>
       </w:pPr>
       <w:r>
         <w:rPr>
@@ -2174,12 +2126,12 @@
     <w:p>
       <w:pPr>
         <w:pStyle w:val="NormalWeb"/>
+        <w:spacing w:line="360" w:lineRule="auto"/>
       </w:pPr>
       <w:r>
         <w:rPr>
           <w:rStyle w:val="Strong"/>
         </w:rPr>
-        <w:lastRenderedPageBreak/>
         <w:t>5. Deployment and Configuration</w:t>
       </w:r>
       <w:r>
@@ -2205,6 +2157,7 @@
     <w:p>
       <w:pPr>
         <w:pStyle w:val="NormalWeb"/>
+        <w:spacing w:line="360" w:lineRule="auto"/>
       </w:pPr>
       <w:r>
         <w:rPr>
@@ -2228,6 +2181,7 @@
     <w:p>
       <w:pPr>
         <w:pStyle w:val="NormalWeb"/>
+        <w:spacing w:line="360" w:lineRule="auto"/>
       </w:pPr>
       <w:r>
         <w:rPr>
@@ -2243,6 +2197,7 @@
     <w:p>
       <w:pPr>
         <w:pStyle w:val="NormalWeb"/>
+        <w:spacing w:line="360" w:lineRule="auto"/>
         <w:rPr>
           <w:sz w:val="32"/>
           <w:szCs w:val="32"/>
@@ -2252,6 +2207,7 @@
     <w:p>
       <w:pPr>
         <w:pStyle w:val="Heading3"/>
+        <w:spacing w:line="360" w:lineRule="auto"/>
         <w:rPr>
           <w:sz w:val="32"/>
           <w:szCs w:val="32"/>
@@ -2264,8 +2220,6 @@
         </w:rPr>
         <w:t>6</w:t>
       </w:r>
-      <w:bookmarkStart w:id="0" w:name="_GoBack"/>
-      <w:bookmarkEnd w:id="0"/>
       <w:r>
         <w:rPr>
           <w:sz w:val="32"/>
@@ -2277,6 +2231,7 @@
     <w:p>
       <w:pPr>
         <w:pStyle w:val="NormalWeb"/>
+        <w:spacing w:line="360" w:lineRule="auto"/>
       </w:pPr>
       <w:r>
         <w:rPr>
@@ -2292,6 +2247,7 @@
     <w:p>
       <w:pPr>
         <w:pStyle w:val="NormalWeb"/>
+        <w:spacing w:line="360" w:lineRule="auto"/>
       </w:pPr>
       <w:r>
         <w:rPr>
@@ -2307,11 +2263,13 @@
     <w:p>
       <w:pPr>
         <w:pStyle w:val="NormalWeb"/>
+        <w:spacing w:line="360" w:lineRule="auto"/>
       </w:pPr>
       <w:r>
         <w:rPr>
           <w:rStyle w:val="Strong"/>
         </w:rPr>
+        <w:lastRenderedPageBreak/>
         <w:t>3. Course Platform Integration</w:t>
       </w:r>
       <w:r>
@@ -2322,6 +2280,7 @@
     <w:p>
       <w:pPr>
         <w:pStyle w:val="NormalWeb"/>
+        <w:spacing w:line="360" w:lineRule="auto"/>
       </w:pPr>
       <w:r>
         <w:rPr>
@@ -2337,6 +2296,7 @@
     <w:p>
       <w:pPr>
         <w:pStyle w:val="NormalWeb"/>
+        <w:spacing w:line="360" w:lineRule="auto"/>
       </w:pPr>
       <w:r>
         <w:rPr>
@@ -2352,6 +2312,7 @@
     <w:p>
       <w:pPr>
         <w:pStyle w:val="NormalWeb"/>
+        <w:spacing w:line="360" w:lineRule="auto"/>
       </w:pPr>
       <w:r>
         <w:rPr>
@@ -2375,6 +2336,7 @@
     <w:p>
       <w:pPr>
         <w:pStyle w:val="NormalWeb"/>
+        <w:spacing w:line="360" w:lineRule="auto"/>
       </w:pPr>
       <w:r>
         <w:rPr>
@@ -2397,6 +2359,7 @@
     <w:p>
       <w:pPr>
         <w:pStyle w:val="NormalWeb"/>
+        <w:spacing w:line="360" w:lineRule="auto"/>
       </w:pPr>
       <w:r>
         <w:rPr>
@@ -2419,6 +2382,7 @@
     <w:p>
       <w:pPr>
         <w:pStyle w:val="NormalWeb"/>
+        <w:spacing w:line="360" w:lineRule="auto"/>
       </w:pPr>
       <w:r>
         <w:rPr>
@@ -2434,12 +2398,12 @@
     <w:p>
       <w:pPr>
         <w:pStyle w:val="NormalWeb"/>
+        <w:spacing w:line="360" w:lineRule="auto"/>
       </w:pPr>
       <w:r>
         <w:rPr>
           <w:rStyle w:val="Strong"/>
         </w:rPr>
-        <w:lastRenderedPageBreak/>
         <w:t>10. Continuous AI Improvement</w:t>
       </w:r>
       <w:r>
@@ -2450,70 +2414,12 @@
     <w:p>
       <w:pPr>
         <w:pStyle w:val="NormalWeb"/>
-      </w:pPr>
-    </w:p>
-    <w:p>
-      <w:pPr>
-        <w:spacing w:before="100" w:beforeAutospacing="1" w:after="100" w:afterAutospacing="1" w:line="240" w:lineRule="auto"/>
-        <w:rPr>
-          <w:rFonts w:ascii="Times New Roman" w:eastAsia="Times New Roman" w:hAnsi="Times New Roman" w:cs="Times New Roman"/>
-          <w:sz w:val="24"/>
-          <w:szCs w:val="24"/>
-        </w:rPr>
-      </w:pPr>
-    </w:p>
-    <w:p>
-      <w:pPr>
-        <w:spacing w:before="100" w:beforeAutospacing="1" w:after="100" w:afterAutospacing="1" w:line="240" w:lineRule="auto"/>
-        <w:rPr>
-          <w:rFonts w:ascii="Times New Roman" w:eastAsia="Times New Roman" w:hAnsi="Times New Roman" w:cs="Times New Roman"/>
-          <w:b/>
-          <w:sz w:val="24"/>
-          <w:szCs w:val="24"/>
-        </w:rPr>
-      </w:pPr>
-    </w:p>
-    <w:p>
-      <w:pPr>
-        <w:spacing w:before="100" w:beforeAutospacing="1" w:after="100" w:afterAutospacing="1" w:line="240" w:lineRule="auto"/>
-        <w:rPr>
-          <w:rFonts w:ascii="Times New Roman" w:eastAsia="Times New Roman" w:hAnsi="Times New Roman" w:cs="Times New Roman"/>
-          <w:b/>
-          <w:sz w:val="32"/>
-          <w:szCs w:val="32"/>
-        </w:rPr>
-      </w:pPr>
-    </w:p>
-    <w:p>
-      <w:pPr>
-        <w:pStyle w:val="NormalWeb"/>
-        <w:rPr>
-          <w:sz w:val="32"/>
-          <w:szCs w:val="32"/>
-        </w:rPr>
-      </w:pPr>
-    </w:p>
-    <w:p>
-      <w:pPr>
-        <w:pStyle w:val="NormalWeb"/>
-      </w:pPr>
-    </w:p>
-    <w:p>
-      <w:pPr>
-        <w:spacing w:before="100" w:beforeAutospacing="1" w:after="100" w:afterAutospacing="1" w:line="240" w:lineRule="auto"/>
-        <w:rPr>
-          <w:rFonts w:ascii="Times New Roman" w:eastAsia="Times New Roman" w:hAnsi="Times New Roman" w:cs="Times New Roman"/>
-          <w:sz w:val="24"/>
-          <w:szCs w:val="24"/>
-        </w:rPr>
-      </w:pPr>
-    </w:p>
-    <w:p>
-      <w:pPr>
-        <w:tabs>
-          <w:tab w:val="left" w:pos="5347"/>
-        </w:tabs>
-        <w:spacing w:before="100" w:beforeAutospacing="1" w:after="100" w:afterAutospacing="1" w:line="240" w:lineRule="auto"/>
+        <w:spacing w:line="360" w:lineRule="auto"/>
+      </w:pPr>
+    </w:p>
+    <w:p>
+      <w:pPr>
+        <w:spacing w:before="100" w:beforeAutospacing="1" w:after="100" w:afterAutospacing="1" w:line="360" w:lineRule="auto"/>
         <w:rPr>
           <w:rFonts w:ascii="Times New Roman" w:eastAsia="Times New Roman" w:hAnsi="Times New Roman" w:cs="Times New Roman"/>
           <w:sz w:val="24"/>
@@ -2526,34 +2432,7 @@
         <w:tabs>
           <w:tab w:val="left" w:pos="1603"/>
         </w:tabs>
-        <w:rPr>
-          <w:rFonts w:ascii="Times New Roman" w:hAnsi="Times New Roman" w:cs="Times New Roman"/>
-          <w:b/>
-          <w:bCs/>
-          <w:sz w:val="24"/>
-          <w:szCs w:val="24"/>
-        </w:rPr>
-      </w:pPr>
-    </w:p>
-    <w:p>
-      <w:pPr>
-        <w:tabs>
-          <w:tab w:val="left" w:pos="1603"/>
-        </w:tabs>
-        <w:rPr>
-          <w:rFonts w:ascii="Times New Roman" w:hAnsi="Times New Roman" w:cs="Times New Roman"/>
-          <w:b/>
-          <w:bCs/>
-          <w:sz w:val="24"/>
-          <w:szCs w:val="24"/>
-        </w:rPr>
-      </w:pPr>
-    </w:p>
-    <w:p>
-      <w:pPr>
-        <w:tabs>
-          <w:tab w:val="left" w:pos="1603"/>
-        </w:tabs>
+        <w:spacing w:line="360" w:lineRule="auto"/>
         <w:rPr>
           <w:rFonts w:ascii="Times New Roman" w:hAnsi="Times New Roman" w:cs="Times New Roman"/>
           <w:b/>
